--- a/deliverables/video-5-slides/script/Video_5_Teleprompter_Script_with_Slide_Markers.docx
+++ b/deliverables/video-5-slides/script/Video_5_Teleprompter_Script_with_Slide_Markers.docx
@@ -86,23 +86,35 @@
           <w:color w:val="1A1A1A"/>
           <w:sz w:val="27"/>
         </w:rPr>
-        <w:t>You may not need a different employer to become more marketable. You may need access to different work inside the organization you already know. But an internal move is only growth if it changes what you are learning, deciding or being trusted to carry. In this video, I will give you three questions to test that.</w:t>
+        <w:t>You may not need to leave your company.</w:t>
       </w:r>
     </w:p>
     <w:p>
       <w:pPr>
-        <w:spacing w:before="400" w:after="240" w:line="264" w:lineRule="auto"/>
-        <w:shd w:val="clear" w:fill="F3F0E8"/>
+        <w:spacing w:before="0" w:after="280" w:line="372" w:lineRule="auto"/>
       </w:pPr>
       <w:r>
         <w:rPr>
-          <w:b/>
+          <w:b w:val="0"/>
           <w:i w:val="0"/>
-          <w:caps/>
-          <w:color w:val="8A6D1E"/>
-          <w:sz w:val="21"/>
+          <w:color w:val="1A1A1A"/>
+          <w:sz w:val="27"/>
         </w:rPr>
-        <w:t>0:25-0:55 | VIEWER PAYOFF</w:t>
+        <w:t>You may need access to different work inside the one you already know.</w:t>
+      </w:r>
+    </w:p>
+    <w:p>
+      <w:pPr>
+        <w:spacing w:before="0" w:after="280" w:line="372" w:lineRule="auto"/>
+      </w:pPr>
+      <w:r>
+        <w:rPr>
+          <w:b w:val="0"/>
+          <w:i w:val="0"/>
+          <w:color w:val="1A1A1A"/>
+          <w:sz w:val="27"/>
+        </w:rPr>
+        <w:t>But an internal move is only growth if it changes what you’re learning, deciding or being trusted to carry.</w:t>
       </w:r>
     </w:p>
     <w:p>
@@ -134,7 +146,23 @@
           <w:color w:val="1A1A1A"/>
           <w:sz w:val="27"/>
         </w:rPr>
-        <w:t>By the end, you should be able to distinguish a move that genuinely expands your career from one that gives you a new title, a new manager or simply more work.</w:t>
+        <w:t>By the end, you’ll be able to tell a move that genuinely expands your career from one that just gives you a new title, a new manager or more work.</w:t>
+      </w:r>
+    </w:p>
+    <w:p>
+      <w:pPr>
+        <w:spacing w:before="400" w:after="240" w:line="264" w:lineRule="auto"/>
+        <w:shd w:val="clear" w:fill="F3F0E8"/>
+      </w:pPr>
+      <w:r>
+        <w:rPr>
+          <w:b/>
+          <w:i w:val="0"/>
+          <w:caps/>
+          <w:color w:val="8A6D1E"/>
+          <w:sz w:val="21"/>
+        </w:rPr>
+        <w:t>0:25-0:55 | VIEWER PAYOFF</w:t>
       </w:r>
     </w:p>
     <w:p>
